--- a/diagram/samples/org_chart.docx
+++ b/diagram/samples/org_chart.docx
@@ -78,7 +78,7 @@
           <w:color w:val="606A78"/>
           <w:sz w:val="18"/>
         </w:rPr>
-        <w:t>Org Chart — Engineering</w:t>
+        <w:t>Org Chart: Engineering</w:t>
       </w:r>
     </w:p>
     <w:p>
@@ -94,7 +94,7 @@
         <w:t>CEO</w:t>
       </w:r>
       <w:r>
-        <w:t xml:space="preserve"> — process; connects to CTO, CFO</w:t>
+        <w:t>: process; connects to CTO, CFO</w:t>
       </w:r>
     </w:p>
     <w:p>
@@ -110,7 +110,7 @@
         <w:t>CTO</w:t>
       </w:r>
       <w:r>
-        <w:t xml:space="preserve"> — process; connects to Eng Manager, QA Lead (dotted line)</w:t>
+        <w:t>: process; connects to Eng Manager, QA Lead (dotted line)</w:t>
       </w:r>
     </w:p>
     <w:p>
@@ -126,7 +126,7 @@
         <w:t>CFO</w:t>
       </w:r>
       <w:r>
-        <w:t xml:space="preserve"> — process</w:t>
+        <w:t>: process</w:t>
       </w:r>
     </w:p>
     <w:p>
@@ -142,7 +142,7 @@
         <w:t>Eng Manager</w:t>
       </w:r>
       <w:r>
-        <w:t xml:space="preserve"> — process; connects to Backend Dev, Frontend Dev</w:t>
+        <w:t>: process; connects to Backend Dev, Frontend Dev</w:t>
       </w:r>
     </w:p>
     <w:p>
@@ -158,7 +158,7 @@
         <w:t>Backend Dev</w:t>
       </w:r>
       <w:r>
-        <w:t xml:space="preserve"> — process</w:t>
+        <w:t>: process</w:t>
       </w:r>
     </w:p>
     <w:p>
@@ -174,7 +174,7 @@
         <w:t>Frontend Dev</w:t>
       </w:r>
       <w:r>
-        <w:t xml:space="preserve"> — process</w:t>
+        <w:t>: process</w:t>
       </w:r>
     </w:p>
     <w:p>
@@ -190,7 +190,7 @@
         <w:t>QA Lead</w:t>
       </w:r>
       <w:r>
-        <w:t xml:space="preserve"> — process</w:t>
+        <w:t>: process</w:t>
       </w:r>
     </w:p>
     <w:sectPr>
